--- a/Ejercicio_2.3_Analisis_Performance.docx
+++ b/Ejercicio_2.3_Analisis_Performance.docx
@@ -56,9 +56,9 @@
         <w:br/>
         <w:t xml:space="preserve">           SUM(dv.cantidad) AS unidades_vendidas,</w:t>
         <w:br/>
-        <w:t xml:space="preserve">           SUM(dv.subtotal) AS ingresos,</w:t>
+        <w:t xml:space="preserve">           SUM(dv.cantidad * dv.precio_unidad) AS ingresos,</w:t>
         <w:br/>
-        <w:t xml:space="preserve">           SUM(dv.profit)   AS profit_total</w:t>
+        <w:t xml:space="preserve">           SUM(dv.cantidad * (dv.precio_unidad - dv.costo_unidad)) AS profit_total</w:t>
         <w:br/>
         <w:t xml:space="preserve">    FROM DETALLE_VENTAS dv</w:t>
         <w:br/>
@@ -529,7 +529,7 @@
         <w:pStyle w:val="ListBullet"/>
       </w:pPr>
       <w:r>
-        <w:t>El Sort por (categoria_id, profit_total DESC) ordena por profit_total, que es un valor CALCULADO (SUM(dv.profit) del GROUP BY). No existe como columna en ninguna tabla base, por lo que ningún índice puede entregarlo pre-ordenado.</w:t>
+        <w:t>El Sort por (categoria_id, profit_total DESC) ordena por profit_total, que es un valor CALCULADO (SUM(dv.cantidad*(dv.precio_unidad-dv.costo_unidad)) del GROUP BY). No existe como columna en ninguna tabla base, por lo que ningún índice puede entregarlo pre-ordenado.</w:t>
       </w:r>
     </w:p>
     <w:p>
@@ -566,7 +566,7 @@
         </w:rPr>
         <w:t>CREATE INDEX idx_detalle_ventas_producto</w:t>
         <w:br/>
-        <w:t>ON detalle_ventas (product_id) INCLUDE (cantidad, subtotal, profit);</w:t>
+        <w:t>ON detalle_ventas (product_id) INCLUDE (cantidad, precio_unidad, costo_unidad);</w:t>
       </w:r>
     </w:p>
     <w:p>
@@ -587,7 +587,7 @@
         <w:pStyle w:val="ListBullet"/>
       </w:pPr>
       <w:r>
-        <w:t>Habilita un Index Only Scan: la cláusula INCLUDE (cantidad, subtotal, profit) agrega al índice las tres columnas que la consulta agrega (los SUM). Así PostgreSQL resuelve la lectura completamente desde el índice, sin acceder al heap (la tabla), lo que reduce las páginas leídas (visible en EXPLAIN (ANALYZE, BUFFERS)).</w:t>
+        <w:t>Habilita un Index Only Scan: la cláusula INCLUDE (cantidad, precio_unidad, costo_unidad) agrega al índice las columnas base que la consulta necesita para calcular los SUM (cantidad, precio_unidad, costo_unidad). Así PostgreSQL resuelve la lectura completamente desde el índice, sin acceder al heap (la tabla), lo que reduce las páginas leídas (visible en EXPLAIN (ANALYZE, BUFFERS)).</w:t>
       </w:r>
     </w:p>
     <w:p>
